--- a/Informe de Motor de dispensado (Cajero ATM).docx
+++ b/Informe de Motor de dispensado (Cajero ATM).docx
@@ -12,8 +12,6 @@
           <w:lang w:eastAsia="es-ES"/>
         </w:rPr>
       </w:pPr>
-      <w:bookmarkStart w:id="0" w:name="_GoBack"/>
-      <w:bookmarkEnd w:id="0"/>
       <w:r>
         <w:br/>
       </w:r>
@@ -1157,18 +1155,18 @@
       <w:pPr>
         <w:pStyle w:val="Sinespaciado"/>
         <w:rPr>
-          <w:rFonts w:ascii="Times New Roman" w:hAnsi="Times New Roman" w:cs="Times New Roman"/>
-          <w:sz w:val="24"/>
-          <w:szCs w:val="24"/>
-          <w:lang w:eastAsia="es-ES"/>
-        </w:rPr>
-      </w:pPr>
-      <w:r>
-        <w:rPr>
-          <w:rFonts w:ascii="Times New Roman" w:hAnsi="Times New Roman" w:cs="Times New Roman"/>
-          <w:sz w:val="24"/>
-          <w:szCs w:val="24"/>
-          <w:lang w:eastAsia="es-ES"/>
+          <w:rStyle w:val="svelte-1fz0gqk"/>
+          <w:rFonts w:ascii="Times New Roman" w:hAnsi="Times New Roman" w:cs="Times New Roman"/>
+          <w:sz w:val="20"/>
+          <w:szCs w:val="20"/>
+        </w:rPr>
+      </w:pPr>
+      <w:r>
+        <w:rPr>
+          <w:rStyle w:val="svelte-1fz0gqk"/>
+          <w:rFonts w:ascii="Times New Roman" w:hAnsi="Times New Roman" w:cs="Times New Roman"/>
+          <w:sz w:val="20"/>
+          <w:szCs w:val="20"/>
         </w:rPr>
         <w:t>// ENTRADAS</w:t>
       </w:r>
@@ -1177,38 +1175,38 @@
       <w:pPr>
         <w:pStyle w:val="Sinespaciado"/>
         <w:rPr>
-          <w:rFonts w:ascii="Times New Roman" w:hAnsi="Times New Roman" w:cs="Times New Roman"/>
-          <w:sz w:val="24"/>
-          <w:szCs w:val="24"/>
-          <w:lang w:eastAsia="es-ES"/>
-        </w:rPr>
-      </w:pPr>
-      <w:r>
-        <w:rPr>
-          <w:rFonts w:ascii="Times New Roman" w:hAnsi="Times New Roman" w:cs="Times New Roman"/>
-          <w:sz w:val="24"/>
-          <w:szCs w:val="24"/>
-          <w:lang w:eastAsia="es-ES"/>
+          <w:rStyle w:val="svelte-1fz0gqk"/>
+          <w:rFonts w:ascii="Times New Roman" w:hAnsi="Times New Roman" w:cs="Times New Roman"/>
+          <w:sz w:val="20"/>
+          <w:szCs w:val="20"/>
+        </w:rPr>
+      </w:pPr>
+      <w:r>
+        <w:rPr>
+          <w:rStyle w:val="svelte-1fz0gqk"/>
+          <w:rFonts w:ascii="Times New Roman" w:hAnsi="Times New Roman" w:cs="Times New Roman"/>
+          <w:sz w:val="20"/>
+          <w:szCs w:val="20"/>
         </w:rPr>
         <w:t>ESCRIBIR "Seleccione Moneda (1</w:t>
       </w:r>
       <w:proofErr w:type="gramStart"/>
       <w:r>
         <w:rPr>
-          <w:rFonts w:ascii="Times New Roman" w:hAnsi="Times New Roman" w:cs="Times New Roman"/>
-          <w:sz w:val="24"/>
-          <w:szCs w:val="24"/>
-          <w:lang w:eastAsia="es-ES"/>
+          <w:rStyle w:val="svelte-1fz0gqk"/>
+          <w:rFonts w:ascii="Times New Roman" w:hAnsi="Times New Roman" w:cs="Times New Roman"/>
+          <w:sz w:val="20"/>
+          <w:szCs w:val="20"/>
         </w:rPr>
         <w:t>:Bs</w:t>
       </w:r>
       <w:proofErr w:type="gramEnd"/>
       <w:r>
         <w:rPr>
-          <w:rFonts w:ascii="Times New Roman" w:hAnsi="Times New Roman" w:cs="Times New Roman"/>
-          <w:sz w:val="24"/>
-          <w:szCs w:val="24"/>
-          <w:lang w:eastAsia="es-ES"/>
+          <w:rStyle w:val="svelte-1fz0gqk"/>
+          <w:rFonts w:ascii="Times New Roman" w:hAnsi="Times New Roman" w:cs="Times New Roman"/>
+          <w:sz w:val="20"/>
+          <w:szCs w:val="20"/>
         </w:rPr>
         <w:t xml:space="preserve"> / 2:$):"</w:t>
       </w:r>
@@ -1217,18 +1215,18 @@
       <w:pPr>
         <w:pStyle w:val="Sinespaciado"/>
         <w:rPr>
-          <w:rFonts w:ascii="Times New Roman" w:hAnsi="Times New Roman" w:cs="Times New Roman"/>
-          <w:sz w:val="24"/>
-          <w:szCs w:val="24"/>
-          <w:lang w:eastAsia="es-ES"/>
-        </w:rPr>
-      </w:pPr>
-      <w:r>
-        <w:rPr>
-          <w:rFonts w:ascii="Times New Roman" w:hAnsi="Times New Roman" w:cs="Times New Roman"/>
-          <w:sz w:val="24"/>
-          <w:szCs w:val="24"/>
-          <w:lang w:eastAsia="es-ES"/>
+          <w:rStyle w:val="svelte-1fz0gqk"/>
+          <w:rFonts w:ascii="Times New Roman" w:hAnsi="Times New Roman" w:cs="Times New Roman"/>
+          <w:sz w:val="20"/>
+          <w:szCs w:val="20"/>
+        </w:rPr>
+      </w:pPr>
+      <w:r>
+        <w:rPr>
+          <w:rStyle w:val="svelte-1fz0gqk"/>
+          <w:rFonts w:ascii="Times New Roman" w:hAnsi="Times New Roman" w:cs="Times New Roman"/>
+          <w:sz w:val="20"/>
+          <w:szCs w:val="20"/>
         </w:rPr>
         <w:t>LEER moneda</w:t>
       </w:r>
@@ -1237,18 +1235,18 @@
       <w:pPr>
         <w:pStyle w:val="Sinespaciado"/>
         <w:rPr>
-          <w:rFonts w:ascii="Times New Roman" w:hAnsi="Times New Roman" w:cs="Times New Roman"/>
-          <w:sz w:val="24"/>
-          <w:szCs w:val="24"/>
-          <w:lang w:eastAsia="es-ES"/>
-        </w:rPr>
-      </w:pPr>
-      <w:r>
-        <w:rPr>
-          <w:rFonts w:ascii="Times New Roman" w:hAnsi="Times New Roman" w:cs="Times New Roman"/>
-          <w:sz w:val="24"/>
-          <w:szCs w:val="24"/>
-          <w:lang w:eastAsia="es-ES"/>
+          <w:rStyle w:val="svelte-1fz0gqk"/>
+          <w:rFonts w:ascii="Times New Roman" w:hAnsi="Times New Roman" w:cs="Times New Roman"/>
+          <w:sz w:val="20"/>
+          <w:szCs w:val="20"/>
+        </w:rPr>
+      </w:pPr>
+      <w:r>
+        <w:rPr>
+          <w:rStyle w:val="svelte-1fz0gqk"/>
+          <w:rFonts w:ascii="Times New Roman" w:hAnsi="Times New Roman" w:cs="Times New Roman"/>
+          <w:sz w:val="20"/>
+          <w:szCs w:val="20"/>
         </w:rPr>
         <w:t>ESCRIBIR "Ingrese Monto a retirar:"</w:t>
       </w:r>
@@ -1257,58 +1255,60 @@
       <w:pPr>
         <w:pStyle w:val="Sinespaciado"/>
         <w:rPr>
-          <w:rFonts w:ascii="Times New Roman" w:hAnsi="Times New Roman" w:cs="Times New Roman"/>
-          <w:sz w:val="24"/>
-          <w:szCs w:val="24"/>
-          <w:lang w:eastAsia="es-ES"/>
-        </w:rPr>
-      </w:pPr>
-      <w:r>
-        <w:rPr>
-          <w:rFonts w:ascii="Times New Roman" w:hAnsi="Times New Roman" w:cs="Times New Roman"/>
-          <w:sz w:val="24"/>
-          <w:szCs w:val="24"/>
-          <w:lang w:eastAsia="es-ES"/>
+          <w:rStyle w:val="svelte-1fz0gqk"/>
+          <w:rFonts w:ascii="Times New Roman" w:hAnsi="Times New Roman" w:cs="Times New Roman"/>
+          <w:sz w:val="20"/>
+          <w:szCs w:val="20"/>
+        </w:rPr>
+      </w:pPr>
+      <w:r>
+        <w:rPr>
+          <w:rStyle w:val="svelte-1fz0gqk"/>
+          <w:rFonts w:ascii="Times New Roman" w:hAnsi="Times New Roman" w:cs="Times New Roman"/>
+          <w:sz w:val="20"/>
+          <w:szCs w:val="20"/>
         </w:rPr>
         <w:t>LEER monto</w:t>
       </w:r>
+      <w:bookmarkStart w:id="0" w:name="_GoBack"/>
+      <w:bookmarkEnd w:id="0"/>
     </w:p>
     <w:p>
       <w:pPr>
         <w:pStyle w:val="Sinespaciado"/>
         <w:rPr>
-          <w:rFonts w:ascii="Times New Roman" w:hAnsi="Times New Roman" w:cs="Times New Roman"/>
-          <w:sz w:val="24"/>
-          <w:szCs w:val="24"/>
-          <w:lang w:eastAsia="es-ES"/>
-        </w:rPr>
-      </w:pPr>
-      <w:r>
-        <w:rPr>
-          <w:rFonts w:ascii="Times New Roman" w:hAnsi="Times New Roman" w:cs="Times New Roman"/>
-          <w:sz w:val="24"/>
-          <w:szCs w:val="24"/>
-          <w:lang w:eastAsia="es-ES"/>
+          <w:rStyle w:val="svelte-1fz0gqk"/>
+          <w:rFonts w:ascii="Times New Roman" w:hAnsi="Times New Roman" w:cs="Times New Roman"/>
+          <w:sz w:val="20"/>
+          <w:szCs w:val="20"/>
+        </w:rPr>
+      </w:pPr>
+      <w:r>
+        <w:rPr>
+          <w:rStyle w:val="svelte-1fz0gqk"/>
+          <w:rFonts w:ascii="Times New Roman" w:hAnsi="Times New Roman" w:cs="Times New Roman"/>
+          <w:sz w:val="20"/>
+          <w:szCs w:val="20"/>
         </w:rPr>
         <w:t>ESCRIBIR "Tipo de Cuenta (1</w:t>
       </w:r>
       <w:proofErr w:type="gramStart"/>
       <w:r>
         <w:rPr>
-          <w:rFonts w:ascii="Times New Roman" w:hAnsi="Times New Roman" w:cs="Times New Roman"/>
-          <w:sz w:val="24"/>
-          <w:szCs w:val="24"/>
-          <w:lang w:eastAsia="es-ES"/>
+          <w:rStyle w:val="svelte-1fz0gqk"/>
+          <w:rFonts w:ascii="Times New Roman" w:hAnsi="Times New Roman" w:cs="Times New Roman"/>
+          <w:sz w:val="20"/>
+          <w:szCs w:val="20"/>
         </w:rPr>
         <w:t>:Ahorro</w:t>
       </w:r>
       <w:proofErr w:type="gramEnd"/>
       <w:r>
         <w:rPr>
-          <w:rFonts w:ascii="Times New Roman" w:hAnsi="Times New Roman" w:cs="Times New Roman"/>
-          <w:sz w:val="24"/>
-          <w:szCs w:val="24"/>
-          <w:lang w:eastAsia="es-ES"/>
+          <w:rStyle w:val="svelte-1fz0gqk"/>
+          <w:rFonts w:ascii="Times New Roman" w:hAnsi="Times New Roman" w:cs="Times New Roman"/>
+          <w:sz w:val="20"/>
+          <w:szCs w:val="20"/>
         </w:rPr>
         <w:t xml:space="preserve"> / 2:Corriente):"</w:t>
       </w:r>
@@ -1317,18 +1317,18 @@
       <w:pPr>
         <w:pStyle w:val="Sinespaciado"/>
         <w:rPr>
-          <w:rFonts w:ascii="Times New Roman" w:hAnsi="Times New Roman" w:cs="Times New Roman"/>
-          <w:sz w:val="24"/>
-          <w:szCs w:val="24"/>
-          <w:lang w:eastAsia="es-ES"/>
-        </w:rPr>
-      </w:pPr>
-      <w:r>
-        <w:rPr>
-          <w:rFonts w:ascii="Times New Roman" w:hAnsi="Times New Roman" w:cs="Times New Roman"/>
-          <w:sz w:val="24"/>
-          <w:szCs w:val="24"/>
-          <w:lang w:eastAsia="es-ES"/>
+          <w:rStyle w:val="svelte-1fz0gqk"/>
+          <w:rFonts w:ascii="Times New Roman" w:hAnsi="Times New Roman" w:cs="Times New Roman"/>
+          <w:sz w:val="20"/>
+          <w:szCs w:val="20"/>
+        </w:rPr>
+      </w:pPr>
+      <w:r>
+        <w:rPr>
+          <w:rStyle w:val="svelte-1fz0gqk"/>
+          <w:rFonts w:ascii="Times New Roman" w:hAnsi="Times New Roman" w:cs="Times New Roman"/>
+          <w:sz w:val="20"/>
+          <w:szCs w:val="20"/>
         </w:rPr>
         <w:t>LEER cuenta</w:t>
       </w:r>
@@ -1337,10 +1337,10 @@
       <w:pPr>
         <w:pStyle w:val="Sinespaciado"/>
         <w:rPr>
-          <w:rFonts w:ascii="Times New Roman" w:hAnsi="Times New Roman" w:cs="Times New Roman"/>
-          <w:sz w:val="24"/>
-          <w:szCs w:val="24"/>
-          <w:lang w:eastAsia="es-ES"/>
+          <w:rStyle w:val="svelte-1fz0gqk"/>
+          <w:rFonts w:ascii="Times New Roman" w:hAnsi="Times New Roman" w:cs="Times New Roman"/>
+          <w:sz w:val="20"/>
+          <w:szCs w:val="20"/>
         </w:rPr>
       </w:pPr>
     </w:p>
@@ -1348,18 +1348,18 @@
       <w:pPr>
         <w:pStyle w:val="Sinespaciado"/>
         <w:rPr>
-          <w:rFonts w:ascii="Times New Roman" w:hAnsi="Times New Roman" w:cs="Times New Roman"/>
-          <w:sz w:val="24"/>
-          <w:szCs w:val="24"/>
-          <w:lang w:eastAsia="es-ES"/>
-        </w:rPr>
-      </w:pPr>
-      <w:r>
-        <w:rPr>
-          <w:rFonts w:ascii="Times New Roman" w:hAnsi="Times New Roman" w:cs="Times New Roman"/>
-          <w:sz w:val="24"/>
-          <w:szCs w:val="24"/>
-          <w:lang w:eastAsia="es-ES"/>
+          <w:rStyle w:val="svelte-1fz0gqk"/>
+          <w:rFonts w:ascii="Times New Roman" w:hAnsi="Times New Roman" w:cs="Times New Roman"/>
+          <w:sz w:val="20"/>
+          <w:szCs w:val="20"/>
+        </w:rPr>
+      </w:pPr>
+      <w:r>
+        <w:rPr>
+          <w:rStyle w:val="svelte-1fz0gqk"/>
+          <w:rFonts w:ascii="Times New Roman" w:hAnsi="Times New Roman" w:cs="Times New Roman"/>
+          <w:sz w:val="20"/>
+          <w:szCs w:val="20"/>
         </w:rPr>
         <w:t>// VALIDACIONES DE SEGURIDAD</w:t>
       </w:r>
@@ -1368,38 +1368,38 @@
       <w:pPr>
         <w:pStyle w:val="Sinespaciado"/>
         <w:rPr>
-          <w:rFonts w:ascii="Times New Roman" w:hAnsi="Times New Roman" w:cs="Times New Roman"/>
-          <w:sz w:val="24"/>
-          <w:szCs w:val="24"/>
-          <w:lang w:eastAsia="es-ES"/>
-        </w:rPr>
-      </w:pPr>
-      <w:r>
-        <w:rPr>
-          <w:rFonts w:ascii="Times New Roman" w:hAnsi="Times New Roman" w:cs="Times New Roman"/>
-          <w:sz w:val="24"/>
-          <w:szCs w:val="24"/>
-          <w:lang w:eastAsia="es-ES"/>
+          <w:rStyle w:val="svelte-1fz0gqk"/>
+          <w:rFonts w:ascii="Times New Roman" w:hAnsi="Times New Roman" w:cs="Times New Roman"/>
+          <w:sz w:val="20"/>
+          <w:szCs w:val="20"/>
+        </w:rPr>
+      </w:pPr>
+      <w:r>
+        <w:rPr>
+          <w:rStyle w:val="svelte-1fz0gqk"/>
+          <w:rFonts w:ascii="Times New Roman" w:hAnsi="Times New Roman" w:cs="Times New Roman"/>
+          <w:sz w:val="20"/>
+          <w:szCs w:val="20"/>
         </w:rPr>
         <w:t xml:space="preserve">SI (monto MOD </w:t>
       </w:r>
       <w:proofErr w:type="gramStart"/>
       <w:r>
         <w:rPr>
-          <w:rFonts w:ascii="Times New Roman" w:hAnsi="Times New Roman" w:cs="Times New Roman"/>
-          <w:sz w:val="24"/>
-          <w:szCs w:val="24"/>
-          <w:lang w:eastAsia="es-ES"/>
+          <w:rStyle w:val="svelte-1fz0gqk"/>
+          <w:rFonts w:ascii="Times New Roman" w:hAnsi="Times New Roman" w:cs="Times New Roman"/>
+          <w:sz w:val="20"/>
+          <w:szCs w:val="20"/>
         </w:rPr>
         <w:t>10 !</w:t>
       </w:r>
       <w:proofErr w:type="gramEnd"/>
       <w:r>
         <w:rPr>
-          <w:rFonts w:ascii="Times New Roman" w:hAnsi="Times New Roman" w:cs="Times New Roman"/>
-          <w:sz w:val="24"/>
-          <w:szCs w:val="24"/>
-          <w:lang w:eastAsia="es-ES"/>
+          <w:rStyle w:val="svelte-1fz0gqk"/>
+          <w:rFonts w:ascii="Times New Roman" w:hAnsi="Times New Roman" w:cs="Times New Roman"/>
+          <w:sz w:val="20"/>
+          <w:szCs w:val="20"/>
         </w:rPr>
         <w:t>= 0) ENTONCES</w:t>
       </w:r>
@@ -1408,18 +1408,18 @@
       <w:pPr>
         <w:pStyle w:val="Sinespaciado"/>
         <w:rPr>
-          <w:rFonts w:ascii="Times New Roman" w:hAnsi="Times New Roman" w:cs="Times New Roman"/>
-          <w:sz w:val="24"/>
-          <w:szCs w:val="24"/>
-          <w:lang w:eastAsia="es-ES"/>
-        </w:rPr>
-      </w:pPr>
-      <w:r>
-        <w:rPr>
-          <w:rFonts w:ascii="Times New Roman" w:hAnsi="Times New Roman" w:cs="Times New Roman"/>
-          <w:sz w:val="24"/>
-          <w:szCs w:val="24"/>
-          <w:lang w:eastAsia="es-ES"/>
+          <w:rStyle w:val="svelte-1fz0gqk"/>
+          <w:rFonts w:ascii="Times New Roman" w:hAnsi="Times New Roman" w:cs="Times New Roman"/>
+          <w:sz w:val="20"/>
+          <w:szCs w:val="20"/>
+        </w:rPr>
+      </w:pPr>
+      <w:r>
+        <w:rPr>
+          <w:rStyle w:val="svelte-1fz0gqk"/>
+          <w:rFonts w:ascii="Times New Roman" w:hAnsi="Times New Roman" w:cs="Times New Roman"/>
+          <w:sz w:val="20"/>
+          <w:szCs w:val="20"/>
         </w:rPr>
         <w:t xml:space="preserve">    ESCRIBIR "Error: Monto no compatible con denominaciones disponibles"</w:t>
       </w:r>
@@ -1428,18 +1428,18 @@
       <w:pPr>
         <w:pStyle w:val="Sinespaciado"/>
         <w:rPr>
-          <w:rFonts w:ascii="Times New Roman" w:hAnsi="Times New Roman" w:cs="Times New Roman"/>
-          <w:sz w:val="24"/>
-          <w:szCs w:val="24"/>
-          <w:lang w:eastAsia="es-ES"/>
-        </w:rPr>
-      </w:pPr>
-      <w:r>
-        <w:rPr>
-          <w:rFonts w:ascii="Times New Roman" w:hAnsi="Times New Roman" w:cs="Times New Roman"/>
-          <w:sz w:val="24"/>
-          <w:szCs w:val="24"/>
-          <w:lang w:eastAsia="es-ES"/>
+          <w:rStyle w:val="svelte-1fz0gqk"/>
+          <w:rFonts w:ascii="Times New Roman" w:hAnsi="Times New Roman" w:cs="Times New Roman"/>
+          <w:sz w:val="20"/>
+          <w:szCs w:val="20"/>
+        </w:rPr>
+      </w:pPr>
+      <w:r>
+        <w:rPr>
+          <w:rStyle w:val="svelte-1fz0gqk"/>
+          <w:rFonts w:ascii="Times New Roman" w:hAnsi="Times New Roman" w:cs="Times New Roman"/>
+          <w:sz w:val="20"/>
+          <w:szCs w:val="20"/>
         </w:rPr>
         <w:t>SINO SI (moneda == 2 Y monto &gt; 500) O (moneda == 1 Y monto &gt; 10000) ENTONCES</w:t>
       </w:r>
@@ -1448,18 +1448,18 @@
       <w:pPr>
         <w:pStyle w:val="Sinespaciado"/>
         <w:rPr>
-          <w:rFonts w:ascii="Times New Roman" w:hAnsi="Times New Roman" w:cs="Times New Roman"/>
-          <w:sz w:val="24"/>
-          <w:szCs w:val="24"/>
-          <w:lang w:eastAsia="es-ES"/>
-        </w:rPr>
-      </w:pPr>
-      <w:r>
-        <w:rPr>
-          <w:rFonts w:ascii="Times New Roman" w:hAnsi="Times New Roman" w:cs="Times New Roman"/>
-          <w:sz w:val="24"/>
-          <w:szCs w:val="24"/>
-          <w:lang w:eastAsia="es-ES"/>
+          <w:rStyle w:val="svelte-1fz0gqk"/>
+          <w:rFonts w:ascii="Times New Roman" w:hAnsi="Times New Roman" w:cs="Times New Roman"/>
+          <w:sz w:val="20"/>
+          <w:szCs w:val="20"/>
+        </w:rPr>
+      </w:pPr>
+      <w:r>
+        <w:rPr>
+          <w:rStyle w:val="svelte-1fz0gqk"/>
+          <w:rFonts w:ascii="Times New Roman" w:hAnsi="Times New Roman" w:cs="Times New Roman"/>
+          <w:sz w:val="20"/>
+          <w:szCs w:val="20"/>
         </w:rPr>
         <w:t xml:space="preserve">    ESCRIBIR "Transacción denegada: Excede limite diario"</w:t>
       </w:r>
@@ -1468,18 +1468,18 @@
       <w:pPr>
         <w:pStyle w:val="Sinespaciado"/>
         <w:rPr>
-          <w:rFonts w:ascii="Times New Roman" w:hAnsi="Times New Roman" w:cs="Times New Roman"/>
-          <w:sz w:val="24"/>
-          <w:szCs w:val="24"/>
-          <w:lang w:eastAsia="es-ES"/>
-        </w:rPr>
-      </w:pPr>
-      <w:r>
-        <w:rPr>
-          <w:rFonts w:ascii="Times New Roman" w:hAnsi="Times New Roman" w:cs="Times New Roman"/>
-          <w:sz w:val="24"/>
-          <w:szCs w:val="24"/>
-          <w:lang w:eastAsia="es-ES"/>
+          <w:rStyle w:val="svelte-1fz0gqk"/>
+          <w:rFonts w:ascii="Times New Roman" w:hAnsi="Times New Roman" w:cs="Times New Roman"/>
+          <w:sz w:val="20"/>
+          <w:szCs w:val="20"/>
+        </w:rPr>
+      </w:pPr>
+      <w:r>
+        <w:rPr>
+          <w:rStyle w:val="svelte-1fz0gqk"/>
+          <w:rFonts w:ascii="Times New Roman" w:hAnsi="Times New Roman" w:cs="Times New Roman"/>
+          <w:sz w:val="20"/>
+          <w:szCs w:val="20"/>
         </w:rPr>
         <w:t>SINO</w:t>
       </w:r>
@@ -1488,10 +1488,10 @@
       <w:pPr>
         <w:pStyle w:val="Sinespaciado"/>
         <w:rPr>
-          <w:rFonts w:ascii="Times New Roman" w:hAnsi="Times New Roman" w:cs="Times New Roman"/>
-          <w:sz w:val="24"/>
-          <w:szCs w:val="24"/>
-          <w:lang w:eastAsia="es-ES"/>
+          <w:rStyle w:val="svelte-1fz0gqk"/>
+          <w:rFonts w:ascii="Times New Roman" w:hAnsi="Times New Roman" w:cs="Times New Roman"/>
+          <w:sz w:val="20"/>
+          <w:szCs w:val="20"/>
         </w:rPr>
       </w:pPr>
     </w:p>
@@ -1499,18 +1499,18 @@
       <w:pPr>
         <w:pStyle w:val="Sinespaciado"/>
         <w:rPr>
-          <w:rFonts w:ascii="Times New Roman" w:eastAsia="Times New Roman" w:hAnsi="Times New Roman" w:cs="Times New Roman"/>
-          <w:sz w:val="24"/>
-          <w:szCs w:val="24"/>
-          <w:lang w:eastAsia="es-ES"/>
-        </w:rPr>
-      </w:pPr>
-      <w:r>
-        <w:rPr>
-          <w:rFonts w:ascii="Times New Roman" w:hAnsi="Times New Roman" w:cs="Times New Roman"/>
-          <w:sz w:val="24"/>
-          <w:szCs w:val="24"/>
-          <w:lang w:eastAsia="es-ES"/>
+          <w:rStyle w:val="svelte-1fz0gqk"/>
+          <w:rFonts w:ascii="Times New Roman" w:hAnsi="Times New Roman" w:cs="Times New Roman"/>
+          <w:sz w:val="20"/>
+          <w:szCs w:val="20"/>
+        </w:rPr>
+      </w:pPr>
+      <w:r>
+        <w:rPr>
+          <w:rStyle w:val="svelte-1fz0gqk"/>
+          <w:rFonts w:ascii="Times New Roman" w:hAnsi="Times New Roman" w:cs="Times New Roman"/>
+          <w:sz w:val="20"/>
+          <w:szCs w:val="20"/>
         </w:rPr>
         <w:t>// CÁLCULO DE DESGLOSE (ARITMÉTICA ENTERA)</w:t>
       </w:r>
@@ -1519,18 +1519,18 @@
       <w:pPr>
         <w:pStyle w:val="Sinespaciado"/>
         <w:rPr>
-          <w:rFonts w:ascii="Times New Roman" w:hAnsi="Times New Roman" w:cs="Times New Roman"/>
-          <w:sz w:val="24"/>
-          <w:szCs w:val="24"/>
-          <w:lang w:eastAsia="es-ES"/>
-        </w:rPr>
-      </w:pPr>
-      <w:r>
-        <w:rPr>
-          <w:rFonts w:ascii="Times New Roman" w:hAnsi="Times New Roman" w:cs="Times New Roman"/>
-          <w:sz w:val="24"/>
-          <w:szCs w:val="24"/>
-          <w:lang w:eastAsia="es-ES"/>
+          <w:rStyle w:val="svelte-1fz0gqk"/>
+          <w:rFonts w:ascii="Times New Roman" w:hAnsi="Times New Roman" w:cs="Times New Roman"/>
+          <w:sz w:val="20"/>
+          <w:szCs w:val="20"/>
+        </w:rPr>
+      </w:pPr>
+      <w:r>
+        <w:rPr>
+          <w:rStyle w:val="svelte-1fz0gqk"/>
+          <w:rFonts w:ascii="Times New Roman" w:hAnsi="Times New Roman" w:cs="Times New Roman"/>
+          <w:sz w:val="20"/>
+          <w:szCs w:val="20"/>
         </w:rPr>
         <w:t xml:space="preserve">    b100 &lt;- monto DIV 100</w:t>
       </w:r>
@@ -1539,38 +1539,38 @@
       <w:pPr>
         <w:pStyle w:val="Sinespaciado"/>
         <w:rPr>
-          <w:rFonts w:ascii="Times New Roman" w:hAnsi="Times New Roman" w:cs="Times New Roman"/>
-          <w:sz w:val="24"/>
-          <w:szCs w:val="24"/>
-          <w:lang w:eastAsia="es-ES"/>
-        </w:rPr>
-      </w:pPr>
-      <w:r>
-        <w:rPr>
-          <w:rFonts w:ascii="Times New Roman" w:hAnsi="Times New Roman" w:cs="Times New Roman"/>
-          <w:sz w:val="24"/>
-          <w:szCs w:val="24"/>
-          <w:lang w:eastAsia="es-ES"/>
+          <w:rStyle w:val="svelte-1fz0gqk"/>
+          <w:rFonts w:ascii="Times New Roman" w:hAnsi="Times New Roman" w:cs="Times New Roman"/>
+          <w:sz w:val="20"/>
+          <w:szCs w:val="20"/>
+        </w:rPr>
+      </w:pPr>
+      <w:r>
+        <w:rPr>
+          <w:rStyle w:val="svelte-1fz0gqk"/>
+          <w:rFonts w:ascii="Times New Roman" w:hAnsi="Times New Roman" w:cs="Times New Roman"/>
+          <w:sz w:val="20"/>
+          <w:szCs w:val="20"/>
         </w:rPr>
         <w:t xml:space="preserve">    </w:t>
       </w:r>
       <w:proofErr w:type="gramStart"/>
       <w:r>
         <w:rPr>
-          <w:rFonts w:ascii="Times New Roman" w:hAnsi="Times New Roman" w:cs="Times New Roman"/>
-          <w:sz w:val="24"/>
-          <w:szCs w:val="24"/>
-          <w:lang w:eastAsia="es-ES"/>
+          <w:rStyle w:val="svelte-1fz0gqk"/>
+          <w:rFonts w:ascii="Times New Roman" w:hAnsi="Times New Roman" w:cs="Times New Roman"/>
+          <w:sz w:val="20"/>
+          <w:szCs w:val="20"/>
         </w:rPr>
         <w:t>residuo</w:t>
       </w:r>
       <w:proofErr w:type="gramEnd"/>
       <w:r>
         <w:rPr>
-          <w:rFonts w:ascii="Times New Roman" w:hAnsi="Times New Roman" w:cs="Times New Roman"/>
-          <w:sz w:val="24"/>
-          <w:szCs w:val="24"/>
-          <w:lang w:eastAsia="es-ES"/>
+          <w:rStyle w:val="svelte-1fz0gqk"/>
+          <w:rFonts w:ascii="Times New Roman" w:hAnsi="Times New Roman" w:cs="Times New Roman"/>
+          <w:sz w:val="20"/>
+          <w:szCs w:val="20"/>
         </w:rPr>
         <w:t xml:space="preserve"> &lt;- monto MOD 100</w:t>
       </w:r>
@@ -1579,10 +1579,10 @@
       <w:pPr>
         <w:pStyle w:val="Sinespaciado"/>
         <w:rPr>
-          <w:rFonts w:ascii="Times New Roman" w:hAnsi="Times New Roman" w:cs="Times New Roman"/>
-          <w:sz w:val="24"/>
-          <w:szCs w:val="24"/>
-          <w:lang w:eastAsia="es-ES"/>
+          <w:rStyle w:val="svelte-1fz0gqk"/>
+          <w:rFonts w:ascii="Times New Roman" w:hAnsi="Times New Roman" w:cs="Times New Roman"/>
+          <w:sz w:val="20"/>
+          <w:szCs w:val="20"/>
         </w:rPr>
       </w:pPr>
     </w:p>
@@ -1590,16 +1590,18 @@
       <w:pPr>
         <w:pStyle w:val="Sinespaciado"/>
         <w:rPr>
-          <w:rFonts w:ascii="Times New Roman" w:hAnsi="Times New Roman" w:cs="Times New Roman"/>
-          <w:sz w:val="24"/>
-          <w:szCs w:val="24"/>
-        </w:rPr>
-      </w:pPr>
-      <w:r>
-        <w:rPr>
-          <w:rFonts w:ascii="Times New Roman" w:hAnsi="Times New Roman" w:cs="Times New Roman"/>
-          <w:sz w:val="24"/>
-          <w:szCs w:val="24"/>
+          <w:rStyle w:val="svelte-1fz0gqk"/>
+          <w:rFonts w:ascii="Times New Roman" w:hAnsi="Times New Roman" w:cs="Times New Roman"/>
+          <w:sz w:val="20"/>
+          <w:szCs w:val="20"/>
+        </w:rPr>
+      </w:pPr>
+      <w:r>
+        <w:rPr>
+          <w:rStyle w:val="svelte-1fz0gqk"/>
+          <w:rFonts w:ascii="Times New Roman" w:hAnsi="Times New Roman" w:cs="Times New Roman"/>
+          <w:sz w:val="20"/>
+          <w:szCs w:val="20"/>
         </w:rPr>
         <w:t>b50 &lt;- residuo DIV 50</w:t>
       </w:r>
@@ -1608,34 +1610,38 @@
       <w:pPr>
         <w:pStyle w:val="Sinespaciado"/>
         <w:rPr>
-          <w:rFonts w:ascii="Times New Roman" w:hAnsi="Times New Roman" w:cs="Times New Roman"/>
-          <w:sz w:val="24"/>
-          <w:szCs w:val="24"/>
-        </w:rPr>
-      </w:pPr>
-      <w:r>
-        <w:rPr>
-          <w:rFonts w:ascii="Times New Roman" w:hAnsi="Times New Roman" w:cs="Times New Roman"/>
-          <w:sz w:val="24"/>
-          <w:szCs w:val="24"/>
+          <w:rStyle w:val="svelte-1fz0gqk"/>
+          <w:rFonts w:ascii="Times New Roman" w:hAnsi="Times New Roman" w:cs="Times New Roman"/>
+          <w:sz w:val="20"/>
+          <w:szCs w:val="20"/>
+        </w:rPr>
+      </w:pPr>
+      <w:r>
+        <w:rPr>
+          <w:rStyle w:val="svelte-1fz0gqk"/>
+          <w:rFonts w:ascii="Times New Roman" w:hAnsi="Times New Roman" w:cs="Times New Roman"/>
+          <w:sz w:val="20"/>
+          <w:szCs w:val="20"/>
         </w:rPr>
         <w:t xml:space="preserve">    </w:t>
       </w:r>
       <w:proofErr w:type="gramStart"/>
       <w:r>
         <w:rPr>
-          <w:rFonts w:ascii="Times New Roman" w:hAnsi="Times New Roman" w:cs="Times New Roman"/>
-          <w:sz w:val="24"/>
-          <w:szCs w:val="24"/>
+          <w:rStyle w:val="svelte-1fz0gqk"/>
+          <w:rFonts w:ascii="Times New Roman" w:hAnsi="Times New Roman" w:cs="Times New Roman"/>
+          <w:sz w:val="20"/>
+          <w:szCs w:val="20"/>
         </w:rPr>
         <w:t>residuo</w:t>
       </w:r>
       <w:proofErr w:type="gramEnd"/>
       <w:r>
         <w:rPr>
-          <w:rFonts w:ascii="Times New Roman" w:hAnsi="Times New Roman" w:cs="Times New Roman"/>
-          <w:sz w:val="24"/>
-          <w:szCs w:val="24"/>
+          <w:rStyle w:val="svelte-1fz0gqk"/>
+          <w:rFonts w:ascii="Times New Roman" w:hAnsi="Times New Roman" w:cs="Times New Roman"/>
+          <w:sz w:val="20"/>
+          <w:szCs w:val="20"/>
         </w:rPr>
         <w:t xml:space="preserve"> &lt;- residuo MOD 50</w:t>
       </w:r>
@@ -1644,16 +1650,18 @@
       <w:pPr>
         <w:pStyle w:val="Sinespaciado"/>
         <w:rPr>
-          <w:rFonts w:ascii="Times New Roman" w:hAnsi="Times New Roman" w:cs="Times New Roman"/>
-          <w:sz w:val="24"/>
-          <w:szCs w:val="24"/>
-        </w:rPr>
-      </w:pPr>
-      <w:r>
-        <w:rPr>
-          <w:rFonts w:ascii="Times New Roman" w:hAnsi="Times New Roman" w:cs="Times New Roman"/>
-          <w:sz w:val="24"/>
-          <w:szCs w:val="24"/>
+          <w:rStyle w:val="svelte-1fz0gqk"/>
+          <w:rFonts w:ascii="Times New Roman" w:hAnsi="Times New Roman" w:cs="Times New Roman"/>
+          <w:sz w:val="20"/>
+          <w:szCs w:val="20"/>
+        </w:rPr>
+      </w:pPr>
+      <w:r>
+        <w:rPr>
+          <w:rStyle w:val="svelte-1fz0gqk"/>
+          <w:rFonts w:ascii="Times New Roman" w:hAnsi="Times New Roman" w:cs="Times New Roman"/>
+          <w:sz w:val="20"/>
+          <w:szCs w:val="20"/>
         </w:rPr>
         <w:t xml:space="preserve">    </w:t>
       </w:r>
@@ -1662,16 +1670,18 @@
       <w:pPr>
         <w:pStyle w:val="Sinespaciado"/>
         <w:rPr>
-          <w:rFonts w:ascii="Times New Roman" w:hAnsi="Times New Roman" w:cs="Times New Roman"/>
-          <w:sz w:val="24"/>
-          <w:szCs w:val="24"/>
-        </w:rPr>
-      </w:pPr>
-      <w:r>
-        <w:rPr>
-          <w:rFonts w:ascii="Times New Roman" w:hAnsi="Times New Roman" w:cs="Times New Roman"/>
-          <w:sz w:val="24"/>
-          <w:szCs w:val="24"/>
+          <w:rStyle w:val="svelte-1fz0gqk"/>
+          <w:rFonts w:ascii="Times New Roman" w:hAnsi="Times New Roman" w:cs="Times New Roman"/>
+          <w:sz w:val="20"/>
+          <w:szCs w:val="20"/>
+        </w:rPr>
+      </w:pPr>
+      <w:r>
+        <w:rPr>
+          <w:rStyle w:val="svelte-1fz0gqk"/>
+          <w:rFonts w:ascii="Times New Roman" w:hAnsi="Times New Roman" w:cs="Times New Roman"/>
+          <w:sz w:val="20"/>
+          <w:szCs w:val="20"/>
         </w:rPr>
         <w:t xml:space="preserve">    b20 &lt;- residuo DIV 20</w:t>
       </w:r>
@@ -1680,34 +1690,38 @@
       <w:pPr>
         <w:pStyle w:val="Sinespaciado"/>
         <w:rPr>
-          <w:rFonts w:ascii="Times New Roman" w:hAnsi="Times New Roman" w:cs="Times New Roman"/>
-          <w:sz w:val="24"/>
-          <w:szCs w:val="24"/>
-        </w:rPr>
-      </w:pPr>
-      <w:r>
-        <w:rPr>
-          <w:rFonts w:ascii="Times New Roman" w:hAnsi="Times New Roman" w:cs="Times New Roman"/>
-          <w:sz w:val="24"/>
-          <w:szCs w:val="24"/>
+          <w:rStyle w:val="svelte-1fz0gqk"/>
+          <w:rFonts w:ascii="Times New Roman" w:hAnsi="Times New Roman" w:cs="Times New Roman"/>
+          <w:sz w:val="20"/>
+          <w:szCs w:val="20"/>
+        </w:rPr>
+      </w:pPr>
+      <w:r>
+        <w:rPr>
+          <w:rStyle w:val="svelte-1fz0gqk"/>
+          <w:rFonts w:ascii="Times New Roman" w:hAnsi="Times New Roman" w:cs="Times New Roman"/>
+          <w:sz w:val="20"/>
+          <w:szCs w:val="20"/>
         </w:rPr>
         <w:t xml:space="preserve">    </w:t>
       </w:r>
       <w:proofErr w:type="gramStart"/>
       <w:r>
         <w:rPr>
-          <w:rFonts w:ascii="Times New Roman" w:hAnsi="Times New Roman" w:cs="Times New Roman"/>
-          <w:sz w:val="24"/>
-          <w:szCs w:val="24"/>
+          <w:rStyle w:val="svelte-1fz0gqk"/>
+          <w:rFonts w:ascii="Times New Roman" w:hAnsi="Times New Roman" w:cs="Times New Roman"/>
+          <w:sz w:val="20"/>
+          <w:szCs w:val="20"/>
         </w:rPr>
         <w:t>residuo</w:t>
       </w:r>
       <w:proofErr w:type="gramEnd"/>
       <w:r>
         <w:rPr>
-          <w:rFonts w:ascii="Times New Roman" w:hAnsi="Times New Roman" w:cs="Times New Roman"/>
-          <w:sz w:val="24"/>
-          <w:szCs w:val="24"/>
+          <w:rStyle w:val="svelte-1fz0gqk"/>
+          <w:rFonts w:ascii="Times New Roman" w:hAnsi="Times New Roman" w:cs="Times New Roman"/>
+          <w:sz w:val="20"/>
+          <w:szCs w:val="20"/>
         </w:rPr>
         <w:t xml:space="preserve"> &lt;- residuo MOD 20</w:t>
       </w:r>
@@ -1716,16 +1730,18 @@
       <w:pPr>
         <w:pStyle w:val="Sinespaciado"/>
         <w:rPr>
-          <w:rFonts w:ascii="Times New Roman" w:hAnsi="Times New Roman" w:cs="Times New Roman"/>
-          <w:sz w:val="24"/>
-          <w:szCs w:val="24"/>
-        </w:rPr>
-      </w:pPr>
-      <w:r>
-        <w:rPr>
-          <w:rFonts w:ascii="Times New Roman" w:hAnsi="Times New Roman" w:cs="Times New Roman"/>
-          <w:sz w:val="24"/>
-          <w:szCs w:val="24"/>
+          <w:rStyle w:val="svelte-1fz0gqk"/>
+          <w:rFonts w:ascii="Times New Roman" w:hAnsi="Times New Roman" w:cs="Times New Roman"/>
+          <w:sz w:val="20"/>
+          <w:szCs w:val="20"/>
+        </w:rPr>
+      </w:pPr>
+      <w:r>
+        <w:rPr>
+          <w:rStyle w:val="svelte-1fz0gqk"/>
+          <w:rFonts w:ascii="Times New Roman" w:hAnsi="Times New Roman" w:cs="Times New Roman"/>
+          <w:sz w:val="20"/>
+          <w:szCs w:val="20"/>
         </w:rPr>
         <w:t xml:space="preserve">    </w:t>
       </w:r>
@@ -1734,16 +1750,18 @@
       <w:pPr>
         <w:pStyle w:val="Sinespaciado"/>
         <w:rPr>
-          <w:rFonts w:ascii="Times New Roman" w:hAnsi="Times New Roman" w:cs="Times New Roman"/>
-          <w:sz w:val="24"/>
-          <w:szCs w:val="24"/>
-        </w:rPr>
-      </w:pPr>
-      <w:r>
-        <w:rPr>
-          <w:rFonts w:ascii="Times New Roman" w:hAnsi="Times New Roman" w:cs="Times New Roman"/>
-          <w:sz w:val="24"/>
-          <w:szCs w:val="24"/>
+          <w:rStyle w:val="svelte-1fz0gqk"/>
+          <w:rFonts w:ascii="Times New Roman" w:hAnsi="Times New Roman" w:cs="Times New Roman"/>
+          <w:sz w:val="20"/>
+          <w:szCs w:val="20"/>
+        </w:rPr>
+      </w:pPr>
+      <w:r>
+        <w:rPr>
+          <w:rStyle w:val="svelte-1fz0gqk"/>
+          <w:rFonts w:ascii="Times New Roman" w:hAnsi="Times New Roman" w:cs="Times New Roman"/>
+          <w:sz w:val="20"/>
+          <w:szCs w:val="20"/>
         </w:rPr>
         <w:t xml:space="preserve">    b10 &lt;- residuo DIV 10</w:t>
       </w:r>
@@ -1752,9 +1770,10 @@
       <w:pPr>
         <w:pStyle w:val="Sinespaciado"/>
         <w:rPr>
-          <w:rFonts w:ascii="Times New Roman" w:hAnsi="Times New Roman" w:cs="Times New Roman"/>
-          <w:sz w:val="24"/>
-          <w:szCs w:val="24"/>
+          <w:rStyle w:val="svelte-1fz0gqk"/>
+          <w:rFonts w:ascii="Times New Roman" w:hAnsi="Times New Roman" w:cs="Times New Roman"/>
+          <w:sz w:val="20"/>
+          <w:szCs w:val="20"/>
         </w:rPr>
       </w:pPr>
     </w:p>
@@ -1762,46 +1781,38 @@
       <w:pPr>
         <w:pStyle w:val="Sinespaciado"/>
         <w:rPr>
-          <w:rFonts w:ascii="Times New Roman" w:hAnsi="Times New Roman" w:cs="Times New Roman"/>
-          <w:sz w:val="24"/>
-          <w:szCs w:val="24"/>
-          <w:lang w:eastAsia="es-ES"/>
-        </w:rPr>
-      </w:pPr>
-      <w:r>
-        <w:rPr>
-          <w:sz w:val="24"/>
-          <w:szCs w:val="24"/>
-          <w:lang w:eastAsia="es-ES"/>
-        </w:rPr>
-        <w:t xml:space="preserve"> </w:t>
-      </w:r>
-      <w:r>
-        <w:rPr>
-          <w:rFonts w:ascii="Times New Roman" w:hAnsi="Times New Roman" w:cs="Times New Roman"/>
-          <w:sz w:val="24"/>
-          <w:szCs w:val="24"/>
-          <w:lang w:eastAsia="es-ES"/>
-        </w:rPr>
-        <w:t>// LÓGICA DE COMISIÓN (5%)</w:t>
+          <w:rStyle w:val="svelte-1fz0gqk"/>
+          <w:rFonts w:ascii="Times New Roman" w:hAnsi="Times New Roman" w:cs="Times New Roman"/>
+          <w:sz w:val="20"/>
+          <w:szCs w:val="20"/>
+        </w:rPr>
+      </w:pPr>
+      <w:r>
+        <w:rPr>
+          <w:rStyle w:val="svelte-1fz0gqk"/>
+          <w:rFonts w:ascii="Times New Roman" w:hAnsi="Times New Roman" w:cs="Times New Roman"/>
+          <w:sz w:val="20"/>
+          <w:szCs w:val="20"/>
+        </w:rPr>
+        <w:t xml:space="preserve"> // LÓGICA DE COMISIÓN (5%)</w:t>
       </w:r>
     </w:p>
     <w:p>
       <w:pPr>
         <w:pStyle w:val="Sinespaciado"/>
         <w:rPr>
-          <w:rFonts w:ascii="Times New Roman" w:hAnsi="Times New Roman" w:cs="Times New Roman"/>
-          <w:sz w:val="24"/>
-          <w:szCs w:val="24"/>
-          <w:lang w:eastAsia="es-ES"/>
-        </w:rPr>
-      </w:pPr>
-      <w:r>
-        <w:rPr>
-          <w:rFonts w:ascii="Times New Roman" w:hAnsi="Times New Roman" w:cs="Times New Roman"/>
-          <w:sz w:val="24"/>
-          <w:szCs w:val="24"/>
-          <w:lang w:eastAsia="es-ES"/>
+          <w:rStyle w:val="svelte-1fz0gqk"/>
+          <w:rFonts w:ascii="Times New Roman" w:hAnsi="Times New Roman" w:cs="Times New Roman"/>
+          <w:sz w:val="20"/>
+          <w:szCs w:val="20"/>
+        </w:rPr>
+      </w:pPr>
+      <w:r>
+        <w:rPr>
+          <w:rStyle w:val="svelte-1fz0gqk"/>
+          <w:rFonts w:ascii="Times New Roman" w:hAnsi="Times New Roman" w:cs="Times New Roman"/>
+          <w:sz w:val="20"/>
+          <w:szCs w:val="20"/>
         </w:rPr>
         <w:t xml:space="preserve">    SI (cuenta == 2) ENTONCES</w:t>
       </w:r>
@@ -1810,18 +1821,18 @@
       <w:pPr>
         <w:pStyle w:val="Sinespaciado"/>
         <w:rPr>
-          <w:rFonts w:ascii="Times New Roman" w:hAnsi="Times New Roman" w:cs="Times New Roman"/>
-          <w:sz w:val="24"/>
-          <w:szCs w:val="24"/>
-          <w:lang w:eastAsia="es-ES"/>
-        </w:rPr>
-      </w:pPr>
-      <w:r>
-        <w:rPr>
-          <w:rFonts w:ascii="Times New Roman" w:hAnsi="Times New Roman" w:cs="Times New Roman"/>
-          <w:sz w:val="24"/>
-          <w:szCs w:val="24"/>
-          <w:lang w:eastAsia="es-ES"/>
+          <w:rStyle w:val="svelte-1fz0gqk"/>
+          <w:rFonts w:ascii="Times New Roman" w:hAnsi="Times New Roman" w:cs="Times New Roman"/>
+          <w:sz w:val="20"/>
+          <w:szCs w:val="20"/>
+        </w:rPr>
+      </w:pPr>
+      <w:r>
+        <w:rPr>
+          <w:rStyle w:val="svelte-1fz0gqk"/>
+          <w:rFonts w:ascii="Times New Roman" w:hAnsi="Times New Roman" w:cs="Times New Roman"/>
+          <w:sz w:val="20"/>
+          <w:szCs w:val="20"/>
         </w:rPr>
         <w:t xml:space="preserve">        </w:t>
       </w:r>
@@ -1829,10 +1840,10 @@
       <w:proofErr w:type="gramStart"/>
       <w:r>
         <w:rPr>
-          <w:rFonts w:ascii="Times New Roman" w:hAnsi="Times New Roman" w:cs="Times New Roman"/>
-          <w:sz w:val="24"/>
-          <w:szCs w:val="24"/>
-          <w:lang w:eastAsia="es-ES"/>
+          <w:rStyle w:val="svelte-1fz0gqk"/>
+          <w:rFonts w:ascii="Times New Roman" w:hAnsi="Times New Roman" w:cs="Times New Roman"/>
+          <w:sz w:val="20"/>
+          <w:szCs w:val="20"/>
         </w:rPr>
         <w:t>comision</w:t>
       </w:r>
@@ -1840,10 +1851,10 @@
       <w:proofErr w:type="gramEnd"/>
       <w:r>
         <w:rPr>
-          <w:rFonts w:ascii="Times New Roman" w:hAnsi="Times New Roman" w:cs="Times New Roman"/>
-          <w:sz w:val="24"/>
-          <w:szCs w:val="24"/>
-          <w:lang w:eastAsia="es-ES"/>
+          <w:rStyle w:val="svelte-1fz0gqk"/>
+          <w:rFonts w:ascii="Times New Roman" w:hAnsi="Times New Roman" w:cs="Times New Roman"/>
+          <w:sz w:val="20"/>
+          <w:szCs w:val="20"/>
         </w:rPr>
         <w:t xml:space="preserve"> &lt;- monto * 0.05</w:t>
       </w:r>
@@ -1852,18 +1863,18 @@
       <w:pPr>
         <w:pStyle w:val="Sinespaciado"/>
         <w:rPr>
-          <w:rFonts w:ascii="Times New Roman" w:hAnsi="Times New Roman" w:cs="Times New Roman"/>
-          <w:sz w:val="24"/>
-          <w:szCs w:val="24"/>
-          <w:lang w:eastAsia="es-ES"/>
-        </w:rPr>
-      </w:pPr>
-      <w:r>
-        <w:rPr>
-          <w:rFonts w:ascii="Times New Roman" w:hAnsi="Times New Roman" w:cs="Times New Roman"/>
-          <w:sz w:val="24"/>
-          <w:szCs w:val="24"/>
-          <w:lang w:eastAsia="es-ES"/>
+          <w:rStyle w:val="svelte-1fz0gqk"/>
+          <w:rFonts w:ascii="Times New Roman" w:hAnsi="Times New Roman" w:cs="Times New Roman"/>
+          <w:sz w:val="20"/>
+          <w:szCs w:val="20"/>
+        </w:rPr>
+      </w:pPr>
+      <w:r>
+        <w:rPr>
+          <w:rStyle w:val="svelte-1fz0gqk"/>
+          <w:rFonts w:ascii="Times New Roman" w:hAnsi="Times New Roman" w:cs="Times New Roman"/>
+          <w:sz w:val="20"/>
+          <w:szCs w:val="20"/>
         </w:rPr>
         <w:t xml:space="preserve">    SINO</w:t>
       </w:r>
@@ -1872,18 +1883,18 @@
       <w:pPr>
         <w:pStyle w:val="Sinespaciado"/>
         <w:rPr>
-          <w:rFonts w:ascii="Times New Roman" w:hAnsi="Times New Roman" w:cs="Times New Roman"/>
-          <w:sz w:val="24"/>
-          <w:szCs w:val="24"/>
-          <w:lang w:eastAsia="es-ES"/>
-        </w:rPr>
-      </w:pPr>
-      <w:r>
-        <w:rPr>
-          <w:rFonts w:ascii="Times New Roman" w:hAnsi="Times New Roman" w:cs="Times New Roman"/>
-          <w:sz w:val="24"/>
-          <w:szCs w:val="24"/>
-          <w:lang w:eastAsia="es-ES"/>
+          <w:rStyle w:val="svelte-1fz0gqk"/>
+          <w:rFonts w:ascii="Times New Roman" w:hAnsi="Times New Roman" w:cs="Times New Roman"/>
+          <w:sz w:val="20"/>
+          <w:szCs w:val="20"/>
+        </w:rPr>
+      </w:pPr>
+      <w:r>
+        <w:rPr>
+          <w:rStyle w:val="svelte-1fz0gqk"/>
+          <w:rFonts w:ascii="Times New Roman" w:hAnsi="Times New Roman" w:cs="Times New Roman"/>
+          <w:sz w:val="20"/>
+          <w:szCs w:val="20"/>
         </w:rPr>
         <w:t xml:space="preserve">        </w:t>
       </w:r>
@@ -1891,10 +1902,10 @@
       <w:proofErr w:type="gramStart"/>
       <w:r>
         <w:rPr>
-          <w:rFonts w:ascii="Times New Roman" w:hAnsi="Times New Roman" w:cs="Times New Roman"/>
-          <w:sz w:val="24"/>
-          <w:szCs w:val="24"/>
-          <w:lang w:eastAsia="es-ES"/>
+          <w:rStyle w:val="svelte-1fz0gqk"/>
+          <w:rFonts w:ascii="Times New Roman" w:hAnsi="Times New Roman" w:cs="Times New Roman"/>
+          <w:sz w:val="20"/>
+          <w:szCs w:val="20"/>
         </w:rPr>
         <w:t>comision</w:t>
       </w:r>
@@ -1902,10 +1913,10 @@
       <w:proofErr w:type="gramEnd"/>
       <w:r>
         <w:rPr>
-          <w:rFonts w:ascii="Times New Roman" w:hAnsi="Times New Roman" w:cs="Times New Roman"/>
-          <w:sz w:val="24"/>
-          <w:szCs w:val="24"/>
-          <w:lang w:eastAsia="es-ES"/>
+          <w:rStyle w:val="svelte-1fz0gqk"/>
+          <w:rFonts w:ascii="Times New Roman" w:hAnsi="Times New Roman" w:cs="Times New Roman"/>
+          <w:sz w:val="20"/>
+          <w:szCs w:val="20"/>
         </w:rPr>
         <w:t xml:space="preserve"> &lt;- 0</w:t>
       </w:r>
@@ -1914,39 +1925,281 @@
       <w:pPr>
         <w:pStyle w:val="Sinespaciado"/>
         <w:rPr>
-          <w:rFonts w:ascii="Times New Roman" w:hAnsi="Times New Roman" w:cs="Times New Roman"/>
-          <w:sz w:val="24"/>
-          <w:szCs w:val="24"/>
-          <w:lang w:eastAsia="es-ES"/>
-        </w:rPr>
-      </w:pPr>
-      <w:r>
-        <w:rPr>
-          <w:rFonts w:ascii="Times New Roman" w:hAnsi="Times New Roman" w:cs="Times New Roman"/>
-          <w:sz w:val="24"/>
-          <w:szCs w:val="24"/>
-          <w:lang w:eastAsia="es-ES"/>
+          <w:rStyle w:val="svelte-1fz0gqk"/>
+          <w:rFonts w:ascii="Times New Roman" w:hAnsi="Times New Roman" w:cs="Times New Roman"/>
+          <w:sz w:val="20"/>
+          <w:szCs w:val="20"/>
+        </w:rPr>
+      </w:pPr>
+      <w:r>
+        <w:rPr>
+          <w:rStyle w:val="svelte-1fz0gqk"/>
+          <w:rFonts w:ascii="Times New Roman" w:hAnsi="Times New Roman" w:cs="Times New Roman"/>
+          <w:sz w:val="20"/>
+          <w:szCs w:val="20"/>
+        </w:rPr>
+        <w:t xml:space="preserve">    FIN SI</w:t>
+      </w:r>
+    </w:p>
+    <w:p>
+      <w:pPr>
+        <w:pStyle w:val="Sinespaciado"/>
+        <w:rPr>
+          <w:rStyle w:val="svelte-1fz0gqk"/>
+          <w:rFonts w:ascii="Times New Roman" w:hAnsi="Times New Roman" w:cs="Times New Roman"/>
+          <w:sz w:val="20"/>
+          <w:szCs w:val="20"/>
+        </w:rPr>
+      </w:pPr>
+      <w:r>
+        <w:rPr>
+          <w:rStyle w:val="svelte-1fz0gqk"/>
+          <w:rFonts w:ascii="Times New Roman" w:hAnsi="Times New Roman" w:cs="Times New Roman"/>
+          <w:sz w:val="20"/>
+          <w:szCs w:val="20"/>
+        </w:rPr>
+        <w:t xml:space="preserve">    </w:t>
+      </w:r>
+    </w:p>
+    <w:p>
+      <w:pPr>
+        <w:pStyle w:val="Sinespaciado"/>
+        <w:rPr>
+          <w:rStyle w:val="svelte-1fz0gqk"/>
+          <w:rFonts w:ascii="Times New Roman" w:hAnsi="Times New Roman" w:cs="Times New Roman"/>
+          <w:sz w:val="20"/>
+          <w:szCs w:val="20"/>
+        </w:rPr>
+      </w:pPr>
+      <w:r>
+        <w:rPr>
+          <w:rStyle w:val="svelte-1fz0gqk"/>
+          <w:rFonts w:ascii="Times New Roman" w:hAnsi="Times New Roman" w:cs="Times New Roman"/>
+          <w:sz w:val="20"/>
+          <w:szCs w:val="20"/>
+        </w:rPr>
+        <w:t xml:space="preserve">    </w:t>
+      </w:r>
+      <w:proofErr w:type="spellStart"/>
+      <w:r>
+        <w:rPr>
+          <w:rStyle w:val="svelte-1fz0gqk"/>
+          <w:rFonts w:ascii="Times New Roman" w:hAnsi="Times New Roman" w:cs="Times New Roman"/>
+          <w:sz w:val="20"/>
+          <w:szCs w:val="20"/>
+        </w:rPr>
+        <w:t>total_debitado</w:t>
+      </w:r>
+      <w:proofErr w:type="spellEnd"/>
+      <w:r>
+        <w:rPr>
+          <w:rStyle w:val="svelte-1fz0gqk"/>
+          <w:rFonts w:ascii="Times New Roman" w:hAnsi="Times New Roman" w:cs="Times New Roman"/>
+          <w:sz w:val="20"/>
+          <w:szCs w:val="20"/>
+        </w:rPr>
+        <w:t xml:space="preserve"> &lt;- monto + </w:t>
+      </w:r>
+      <w:proofErr w:type="spellStart"/>
+      <w:r>
+        <w:rPr>
+          <w:rStyle w:val="svelte-1fz0gqk"/>
+          <w:rFonts w:ascii="Times New Roman" w:hAnsi="Times New Roman" w:cs="Times New Roman"/>
+          <w:sz w:val="20"/>
+          <w:szCs w:val="20"/>
+        </w:rPr>
+        <w:t>comision</w:t>
+      </w:r>
+      <w:proofErr w:type="spellEnd"/>
+    </w:p>
+    <w:p>
+      <w:pPr>
+        <w:pStyle w:val="Sinespaciado"/>
+        <w:rPr>
+          <w:rStyle w:val="svelte-1fz0gqk"/>
+          <w:rFonts w:ascii="Times New Roman" w:hAnsi="Times New Roman" w:cs="Times New Roman"/>
+          <w:sz w:val="20"/>
+          <w:szCs w:val="20"/>
+        </w:rPr>
+      </w:pPr>
+      <w:r>
+        <w:rPr>
+          <w:rStyle w:val="svelte-1fz0gqk"/>
+          <w:rFonts w:ascii="Times New Roman" w:hAnsi="Times New Roman" w:cs="Times New Roman"/>
+          <w:sz w:val="20"/>
+          <w:szCs w:val="20"/>
+        </w:rPr>
+        <w:t xml:space="preserve">    </w:t>
+      </w:r>
+    </w:p>
+    <w:p>
+      <w:pPr>
+        <w:pStyle w:val="Sinespaciado"/>
+        <w:rPr>
+          <w:rStyle w:val="svelte-1fz0gqk"/>
+          <w:rFonts w:ascii="Times New Roman" w:hAnsi="Times New Roman" w:cs="Times New Roman"/>
+          <w:sz w:val="20"/>
+          <w:szCs w:val="20"/>
+        </w:rPr>
+      </w:pPr>
+      <w:r>
+        <w:rPr>
+          <w:rStyle w:val="svelte-1fz0gqk"/>
+          <w:rFonts w:ascii="Times New Roman" w:hAnsi="Times New Roman" w:cs="Times New Roman"/>
+          <w:sz w:val="20"/>
+          <w:szCs w:val="20"/>
+        </w:rPr>
+        <w:t xml:space="preserve">  </w:t>
+      </w:r>
+    </w:p>
+    <w:p>
+      <w:pPr>
+        <w:pStyle w:val="Sinespaciado"/>
+        <w:rPr>
+          <w:rStyle w:val="svelte-1fz0gqk"/>
+          <w:rFonts w:ascii="Times New Roman" w:hAnsi="Times New Roman" w:cs="Times New Roman"/>
+          <w:sz w:val="20"/>
+          <w:szCs w:val="20"/>
+        </w:rPr>
+      </w:pPr>
+      <w:r>
+        <w:rPr>
+          <w:rStyle w:val="svelte-1fz0gqk"/>
+          <w:rFonts w:ascii="Times New Roman" w:hAnsi="Times New Roman" w:cs="Times New Roman"/>
+          <w:sz w:val="20"/>
+          <w:szCs w:val="20"/>
+        </w:rPr>
+        <w:t>// SALIDA DE RESULTADOS</w:t>
+      </w:r>
+    </w:p>
+    <w:p>
+      <w:pPr>
+        <w:pStyle w:val="Sinespaciado"/>
+        <w:rPr>
+          <w:rStyle w:val="svelte-1fz0gqk"/>
+          <w:rFonts w:ascii="Times New Roman" w:hAnsi="Times New Roman" w:cs="Times New Roman"/>
+          <w:sz w:val="20"/>
+          <w:szCs w:val="20"/>
+        </w:rPr>
+      </w:pPr>
+      <w:r>
+        <w:rPr>
+          <w:rStyle w:val="svelte-1fz0gqk"/>
+          <w:rFonts w:ascii="Times New Roman" w:hAnsi="Times New Roman" w:cs="Times New Roman"/>
+          <w:sz w:val="20"/>
+          <w:szCs w:val="20"/>
         </w:rPr>
         <w:lastRenderedPageBreak/>
-        <w:t xml:space="preserve">    FIN SI</w:t>
+        <w:t xml:space="preserve">    ESCRIBIR "Billetes de 100:", b100</w:t>
       </w:r>
     </w:p>
     <w:p>
       <w:pPr>
         <w:pStyle w:val="Sinespaciado"/>
         <w:rPr>
-          <w:rFonts w:ascii="Times New Roman" w:hAnsi="Times New Roman" w:cs="Times New Roman"/>
-          <w:sz w:val="24"/>
-          <w:szCs w:val="24"/>
-          <w:lang w:eastAsia="es-ES"/>
-        </w:rPr>
-      </w:pPr>
-      <w:r>
-        <w:rPr>
-          <w:rFonts w:ascii="Times New Roman" w:hAnsi="Times New Roman" w:cs="Times New Roman"/>
-          <w:sz w:val="24"/>
-          <w:szCs w:val="24"/>
-          <w:lang w:eastAsia="es-ES"/>
+          <w:rStyle w:val="svelte-1fz0gqk"/>
+          <w:rFonts w:ascii="Times New Roman" w:hAnsi="Times New Roman" w:cs="Times New Roman"/>
+          <w:sz w:val="20"/>
+          <w:szCs w:val="20"/>
+        </w:rPr>
+      </w:pPr>
+      <w:r>
+        <w:rPr>
+          <w:rStyle w:val="svelte-1fz0gqk"/>
+          <w:rFonts w:ascii="Times New Roman" w:hAnsi="Times New Roman" w:cs="Times New Roman"/>
+          <w:sz w:val="20"/>
+          <w:szCs w:val="20"/>
+        </w:rPr>
+        <w:t xml:space="preserve">    ESCRIBIR "Billetes de 50:", b50</w:t>
+      </w:r>
+    </w:p>
+    <w:p>
+      <w:pPr>
+        <w:pStyle w:val="Sinespaciado"/>
+        <w:rPr>
+          <w:rStyle w:val="svelte-1fz0gqk"/>
+          <w:rFonts w:ascii="Times New Roman" w:hAnsi="Times New Roman" w:cs="Times New Roman"/>
+          <w:sz w:val="20"/>
+          <w:szCs w:val="20"/>
+        </w:rPr>
+      </w:pPr>
+      <w:r>
+        <w:rPr>
+          <w:rStyle w:val="svelte-1fz0gqk"/>
+          <w:rFonts w:ascii="Times New Roman" w:hAnsi="Times New Roman" w:cs="Times New Roman"/>
+          <w:sz w:val="20"/>
+          <w:szCs w:val="20"/>
+        </w:rPr>
+        <w:t xml:space="preserve">    ESCRIBIR "Billetes de 20:", b20</w:t>
+      </w:r>
+    </w:p>
+    <w:p>
+      <w:pPr>
+        <w:pStyle w:val="Sinespaciado"/>
+        <w:rPr>
+          <w:rStyle w:val="svelte-1fz0gqk"/>
+          <w:rFonts w:ascii="Times New Roman" w:hAnsi="Times New Roman" w:cs="Times New Roman"/>
+          <w:sz w:val="20"/>
+          <w:szCs w:val="20"/>
+        </w:rPr>
+      </w:pPr>
+      <w:r>
+        <w:rPr>
+          <w:rStyle w:val="svelte-1fz0gqk"/>
+          <w:rFonts w:ascii="Times New Roman" w:hAnsi="Times New Roman" w:cs="Times New Roman"/>
+          <w:sz w:val="20"/>
+          <w:szCs w:val="20"/>
+        </w:rPr>
+        <w:t xml:space="preserve">    ESCRIBIR "Billetes de 10:", b10</w:t>
+      </w:r>
+    </w:p>
+    <w:p>
+      <w:pPr>
+        <w:pStyle w:val="Sinespaciado"/>
+        <w:rPr>
+          <w:rStyle w:val="svelte-1fz0gqk"/>
+          <w:rFonts w:ascii="Times New Roman" w:hAnsi="Times New Roman" w:cs="Times New Roman"/>
+          <w:sz w:val="20"/>
+          <w:szCs w:val="20"/>
+        </w:rPr>
+      </w:pPr>
+      <w:r>
+        <w:rPr>
+          <w:rStyle w:val="svelte-1fz0gqk"/>
+          <w:rFonts w:ascii="Times New Roman" w:hAnsi="Times New Roman" w:cs="Times New Roman"/>
+          <w:sz w:val="20"/>
+          <w:szCs w:val="20"/>
+        </w:rPr>
+        <w:t xml:space="preserve">    ESCRIBIR "Total debitado:", </w:t>
+      </w:r>
+      <w:proofErr w:type="spellStart"/>
+      <w:r>
+        <w:rPr>
+          <w:rStyle w:val="svelte-1fz0gqk"/>
+          <w:rFonts w:ascii="Times New Roman" w:hAnsi="Times New Roman" w:cs="Times New Roman"/>
+          <w:sz w:val="20"/>
+          <w:szCs w:val="20"/>
+        </w:rPr>
+        <w:t>total_debitado</w:t>
+      </w:r>
+      <w:proofErr w:type="spellEnd"/>
+    </w:p>
+    <w:p>
+      <w:pPr>
+        <w:pStyle w:val="Sinespaciado"/>
+        <w:rPr>
+          <w:rStyle w:val="svelte-1fz0gqk"/>
+          <w:rFonts w:ascii="Times New Roman" w:hAnsi="Times New Roman" w:cs="Times New Roman"/>
+          <w:sz w:val="20"/>
+          <w:szCs w:val="20"/>
+        </w:rPr>
+      </w:pPr>
+      <w:r>
+        <w:rPr>
+          <w:rStyle w:val="svelte-1fz0gqk"/>
+          <w:rFonts w:ascii="Times New Roman" w:hAnsi="Times New Roman" w:cs="Times New Roman"/>
+          <w:sz w:val="20"/>
+          <w:szCs w:val="20"/>
         </w:rPr>
         <w:t xml:space="preserve">    </w:t>
       </w:r>
@@ -1955,252 +2208,18 @@
       <w:pPr>
         <w:pStyle w:val="Sinespaciado"/>
         <w:rPr>
-          <w:rFonts w:ascii="Times New Roman" w:hAnsi="Times New Roman" w:cs="Times New Roman"/>
-          <w:sz w:val="24"/>
-          <w:szCs w:val="24"/>
-          <w:lang w:eastAsia="es-ES"/>
-        </w:rPr>
-      </w:pPr>
-      <w:r>
-        <w:rPr>
-          <w:rFonts w:ascii="Times New Roman" w:hAnsi="Times New Roman" w:cs="Times New Roman"/>
-          <w:sz w:val="24"/>
-          <w:szCs w:val="24"/>
-          <w:lang w:eastAsia="es-ES"/>
-        </w:rPr>
-        <w:t xml:space="preserve">    </w:t>
-      </w:r>
-      <w:proofErr w:type="spellStart"/>
-      <w:r>
-        <w:rPr>
-          <w:rFonts w:ascii="Times New Roman" w:hAnsi="Times New Roman" w:cs="Times New Roman"/>
-          <w:sz w:val="24"/>
-          <w:szCs w:val="24"/>
-          <w:lang w:eastAsia="es-ES"/>
-        </w:rPr>
-        <w:t>total_debitado</w:t>
-      </w:r>
-      <w:proofErr w:type="spellEnd"/>
-      <w:r>
-        <w:rPr>
-          <w:rFonts w:ascii="Times New Roman" w:hAnsi="Times New Roman" w:cs="Times New Roman"/>
-          <w:sz w:val="24"/>
-          <w:szCs w:val="24"/>
-          <w:lang w:eastAsia="es-ES"/>
-        </w:rPr>
-        <w:t xml:space="preserve"> &lt;- monto + </w:t>
-      </w:r>
-      <w:proofErr w:type="spellStart"/>
-      <w:r>
-        <w:rPr>
-          <w:rFonts w:ascii="Times New Roman" w:hAnsi="Times New Roman" w:cs="Times New Roman"/>
-          <w:sz w:val="24"/>
-          <w:szCs w:val="24"/>
-          <w:lang w:eastAsia="es-ES"/>
-        </w:rPr>
-        <w:t>comision</w:t>
-      </w:r>
-      <w:proofErr w:type="spellEnd"/>
-    </w:p>
-    <w:p>
-      <w:pPr>
-        <w:pStyle w:val="Sinespaciado"/>
-        <w:rPr>
-          <w:rFonts w:ascii="Times New Roman" w:hAnsi="Times New Roman" w:cs="Times New Roman"/>
-          <w:sz w:val="24"/>
-          <w:szCs w:val="24"/>
-          <w:lang w:eastAsia="es-ES"/>
-        </w:rPr>
-      </w:pPr>
-      <w:r>
-        <w:rPr>
-          <w:rFonts w:ascii="Times New Roman" w:hAnsi="Times New Roman" w:cs="Times New Roman"/>
-          <w:sz w:val="24"/>
-          <w:szCs w:val="24"/>
-          <w:lang w:eastAsia="es-ES"/>
-        </w:rPr>
-        <w:t xml:space="preserve">    </w:t>
-      </w:r>
-    </w:p>
-    <w:p>
-      <w:pPr>
-        <w:pStyle w:val="Sinespaciado"/>
-        <w:rPr>
-          <w:rFonts w:ascii="Times New Roman" w:hAnsi="Times New Roman" w:cs="Times New Roman"/>
-          <w:sz w:val="24"/>
-          <w:szCs w:val="24"/>
-          <w:lang w:eastAsia="es-ES"/>
-        </w:rPr>
-      </w:pPr>
-      <w:r>
-        <w:rPr>
-          <w:rFonts w:ascii="Times New Roman" w:hAnsi="Times New Roman" w:cs="Times New Roman"/>
-          <w:sz w:val="24"/>
-          <w:szCs w:val="24"/>
-          <w:lang w:eastAsia="es-ES"/>
-        </w:rPr>
-        <w:t xml:space="preserve">  </w:t>
-      </w:r>
-    </w:p>
-    <w:p>
-      <w:pPr>
-        <w:pStyle w:val="Sinespaciado"/>
-        <w:rPr>
-          <w:rFonts w:ascii="Times New Roman" w:hAnsi="Times New Roman" w:cs="Times New Roman"/>
-          <w:sz w:val="24"/>
-          <w:szCs w:val="24"/>
-          <w:lang w:eastAsia="es-ES"/>
-        </w:rPr>
-      </w:pPr>
-      <w:r>
-        <w:rPr>
-          <w:rFonts w:ascii="Times New Roman" w:hAnsi="Times New Roman" w:cs="Times New Roman"/>
-          <w:sz w:val="24"/>
-          <w:szCs w:val="24"/>
-          <w:lang w:eastAsia="es-ES"/>
-        </w:rPr>
-        <w:t>// SALIDA DE RESULTADOS</w:t>
-      </w:r>
-    </w:p>
-    <w:p>
-      <w:pPr>
-        <w:pStyle w:val="Sinespaciado"/>
-        <w:rPr>
-          <w:rFonts w:ascii="Times New Roman" w:hAnsi="Times New Roman" w:cs="Times New Roman"/>
-          <w:sz w:val="24"/>
-          <w:szCs w:val="24"/>
-          <w:lang w:eastAsia="es-ES"/>
-        </w:rPr>
-      </w:pPr>
-      <w:r>
-        <w:rPr>
-          <w:rFonts w:ascii="Times New Roman" w:hAnsi="Times New Roman" w:cs="Times New Roman"/>
-          <w:sz w:val="24"/>
-          <w:szCs w:val="24"/>
-          <w:lang w:eastAsia="es-ES"/>
-        </w:rPr>
-        <w:t xml:space="preserve">    ESCRIBIR "Billetes de 100:", b100</w:t>
-      </w:r>
-    </w:p>
-    <w:p>
-      <w:pPr>
-        <w:pStyle w:val="Sinespaciado"/>
-        <w:rPr>
-          <w:rFonts w:ascii="Times New Roman" w:hAnsi="Times New Roman" w:cs="Times New Roman"/>
-          <w:sz w:val="24"/>
-          <w:szCs w:val="24"/>
-          <w:lang w:eastAsia="es-ES"/>
-        </w:rPr>
-      </w:pPr>
-      <w:r>
-        <w:rPr>
-          <w:rFonts w:ascii="Times New Roman" w:hAnsi="Times New Roman" w:cs="Times New Roman"/>
-          <w:sz w:val="24"/>
-          <w:szCs w:val="24"/>
-          <w:lang w:eastAsia="es-ES"/>
-        </w:rPr>
-        <w:t xml:space="preserve">    ESCRIBIR "Billetes de 50:", b50</w:t>
-      </w:r>
-    </w:p>
-    <w:p>
-      <w:pPr>
-        <w:pStyle w:val="Sinespaciado"/>
-        <w:rPr>
-          <w:rFonts w:ascii="Times New Roman" w:hAnsi="Times New Roman" w:cs="Times New Roman"/>
-          <w:sz w:val="24"/>
-          <w:szCs w:val="24"/>
-          <w:lang w:eastAsia="es-ES"/>
-        </w:rPr>
-      </w:pPr>
-      <w:r>
-        <w:rPr>
-          <w:rFonts w:ascii="Times New Roman" w:hAnsi="Times New Roman" w:cs="Times New Roman"/>
-          <w:sz w:val="24"/>
-          <w:szCs w:val="24"/>
-          <w:lang w:eastAsia="es-ES"/>
-        </w:rPr>
-        <w:t xml:space="preserve">    ESCRIBIR "Billetes de 20:", b20</w:t>
-      </w:r>
-    </w:p>
-    <w:p>
-      <w:pPr>
-        <w:pStyle w:val="Sinespaciado"/>
-        <w:rPr>
-          <w:rFonts w:ascii="Times New Roman" w:hAnsi="Times New Roman" w:cs="Times New Roman"/>
-          <w:sz w:val="24"/>
-          <w:szCs w:val="24"/>
-          <w:lang w:eastAsia="es-ES"/>
-        </w:rPr>
-      </w:pPr>
-      <w:r>
-        <w:rPr>
-          <w:rFonts w:ascii="Times New Roman" w:hAnsi="Times New Roman" w:cs="Times New Roman"/>
-          <w:sz w:val="24"/>
-          <w:szCs w:val="24"/>
-          <w:lang w:eastAsia="es-ES"/>
-        </w:rPr>
-        <w:t xml:space="preserve">    ESCRIBIR "Billetes de 10:", b10</w:t>
-      </w:r>
-    </w:p>
-    <w:p>
-      <w:pPr>
-        <w:pStyle w:val="Sinespaciado"/>
-        <w:rPr>
-          <w:rFonts w:ascii="Times New Roman" w:hAnsi="Times New Roman" w:cs="Times New Roman"/>
-          <w:sz w:val="24"/>
-          <w:szCs w:val="24"/>
-          <w:lang w:eastAsia="es-ES"/>
-        </w:rPr>
-      </w:pPr>
-      <w:r>
-        <w:rPr>
-          <w:rFonts w:ascii="Times New Roman" w:hAnsi="Times New Roman" w:cs="Times New Roman"/>
-          <w:sz w:val="24"/>
-          <w:szCs w:val="24"/>
-          <w:lang w:eastAsia="es-ES"/>
-        </w:rPr>
-        <w:t xml:space="preserve">    ESCRIBIR "Total debitado:", </w:t>
-      </w:r>
-      <w:proofErr w:type="spellStart"/>
-      <w:r>
-        <w:rPr>
-          <w:rFonts w:ascii="Times New Roman" w:hAnsi="Times New Roman" w:cs="Times New Roman"/>
-          <w:sz w:val="24"/>
-          <w:szCs w:val="24"/>
-          <w:lang w:eastAsia="es-ES"/>
-        </w:rPr>
-        <w:t>total_debitado</w:t>
-      </w:r>
-      <w:proofErr w:type="spellEnd"/>
-    </w:p>
-    <w:p>
-      <w:pPr>
-        <w:pStyle w:val="Sinespaciado"/>
-        <w:rPr>
-          <w:rFonts w:ascii="Times New Roman" w:hAnsi="Times New Roman" w:cs="Times New Roman"/>
-          <w:lang w:eastAsia="es-ES"/>
-        </w:rPr>
-      </w:pPr>
-      <w:r>
-        <w:rPr>
-          <w:rFonts w:ascii="Times New Roman" w:hAnsi="Times New Roman" w:cs="Times New Roman"/>
-          <w:lang w:eastAsia="es-ES"/>
-        </w:rPr>
-        <w:t xml:space="preserve">    </w:t>
-      </w:r>
-    </w:p>
-    <w:p>
-      <w:pPr>
-        <w:pStyle w:val="Sinespaciado"/>
-        <w:rPr>
-          <w:rFonts w:ascii="Times New Roman" w:hAnsi="Times New Roman" w:cs="Times New Roman"/>
-          <w:lang w:eastAsia="es-ES"/>
-        </w:rPr>
-      </w:pPr>
-      <w:r>
-        <w:rPr>
-          <w:rFonts w:ascii="Times New Roman" w:hAnsi="Times New Roman" w:cs="Times New Roman"/>
-          <w:lang w:eastAsia="es-ES"/>
+          <w:rStyle w:val="svelte-1fz0gqk"/>
+          <w:rFonts w:ascii="Times New Roman" w:hAnsi="Times New Roman" w:cs="Times New Roman"/>
+          <w:sz w:val="20"/>
+          <w:szCs w:val="20"/>
+        </w:rPr>
+      </w:pPr>
+      <w:r>
+        <w:rPr>
+          <w:rStyle w:val="svelte-1fz0gqk"/>
+          <w:rFonts w:ascii="Times New Roman" w:hAnsi="Times New Roman" w:cs="Times New Roman"/>
+          <w:sz w:val="20"/>
+          <w:szCs w:val="20"/>
         </w:rPr>
         <w:t>FIN SI</w:t>
       </w:r>
@@ -2389,7 +2408,16 @@
           <w:sz w:val="24"/>
           <w:szCs w:val="24"/>
         </w:rPr>
-        <w:t xml:space="preserve">Se implementó una lógica condicional para el manejo de tipos de cuenta. Las cuentas corrientes aplican un cargo fijo del 5% </w:t>
+        <w:t xml:space="preserve">Se implementó una lógica condicional para el manejo de tipos de cuenta. Las cuentas </w:t>
+      </w:r>
+      <w:r>
+        <w:rPr>
+          <w:rFonts w:ascii="Times New Roman" w:hAnsi="Times New Roman" w:cs="Times New Roman"/>
+          <w:sz w:val="24"/>
+          <w:szCs w:val="24"/>
+        </w:rPr>
+        <w:lastRenderedPageBreak/>
+        <w:t xml:space="preserve">corrientes aplican un cargo fijo del 5% </w:t>
       </w:r>
       <w:proofErr w:type="gramStart"/>
       <w:r>
@@ -2878,6 +2906,7 @@
           <w:sz w:val="24"/>
           <w:szCs w:val="24"/>
         </w:rPr>
+        <w:lastRenderedPageBreak/>
         <w:t>El algoritmo cumple con los requisitos de robustez y eficiencia exigidos. La implementación evita la redundancia de código y asegura que el sistema sea escalable para futuras denominaciones o ajustes en las tasas de comisión.</w:t>
       </w:r>
     </w:p>
@@ -4196,6 +4225,29 @@
     <w:unhideWhenUsed/>
     <w:qFormat/>
   </w:style>
+  <w:style w:type="character" w:styleId="nfasissutil">
+    <w:name w:val="Subtle Emphasis"/>
+    <w:basedOn w:val="Fuentedeprrafopredeter"/>
+    <w:uiPriority w:val="19"/>
+    <w:qFormat/>
+    <w:rsid w:val="00921A39"/>
+    <w:rPr>
+      <w:i/>
+      <w:iCs/>
+      <w:color w:val="808080" w:themeColor="text1" w:themeTint="7F"/>
+    </w:rPr>
+  </w:style>
+  <w:style w:type="character" w:styleId="nfasis">
+    <w:name w:val="Emphasis"/>
+    <w:basedOn w:val="Fuentedeprrafopredeter"/>
+    <w:uiPriority w:val="20"/>
+    <w:qFormat/>
+    <w:rsid w:val="00921A39"/>
+    <w:rPr>
+      <w:i/>
+      <w:iCs/>
+    </w:rPr>
+  </w:style>
 </w:styles>
 </file>
 
@@ -4887,6 +4939,29 @@
     <w:semiHidden/>
     <w:unhideWhenUsed/>
     <w:qFormat/>
+  </w:style>
+  <w:style w:type="character" w:styleId="nfasissutil">
+    <w:name w:val="Subtle Emphasis"/>
+    <w:basedOn w:val="Fuentedeprrafopredeter"/>
+    <w:uiPriority w:val="19"/>
+    <w:qFormat/>
+    <w:rsid w:val="00921A39"/>
+    <w:rPr>
+      <w:i/>
+      <w:iCs/>
+      <w:color w:val="808080" w:themeColor="text1" w:themeTint="7F"/>
+    </w:rPr>
+  </w:style>
+  <w:style w:type="character" w:styleId="nfasis">
+    <w:name w:val="Emphasis"/>
+    <w:basedOn w:val="Fuentedeprrafopredeter"/>
+    <w:uiPriority w:val="20"/>
+    <w:qFormat/>
+    <w:rsid w:val="00921A39"/>
+    <w:rPr>
+      <w:i/>
+      <w:iCs/>
+    </w:rPr>
   </w:style>
 </w:styles>
 </file>
@@ -5073,7 +5148,7 @@
 </file>
 
 <file path=customXml/itemProps1.xml><?xml version="1.0" encoding="utf-8"?>
-<ds:datastoreItem xmlns:ds="http://schemas.openxmlformats.org/officeDocument/2006/customXml" ds:itemID="{2D16B654-CCED-4BEA-A8A2-D488F5A3084A}">
+<ds:datastoreItem xmlns:ds="http://schemas.openxmlformats.org/officeDocument/2006/customXml" ds:itemID="{7CCAEEC9-A8CE-4D98-BE46-35654F2EA08D}">
   <ds:schemaRefs>
     <ds:schemaRef ds:uri="http://schemas.openxmlformats.org/officeDocument/2006/bibliography"/>
   </ds:schemaRefs>
